--- a/Metodika taqdimot/mavzular.docx
+++ b/Metodika taqdimot/mavzular.docx
@@ -12,6 +12,7 @@
           <w:lang w:val="en-US"/>
         </w:rPr>
       </w:pPr>
+      <w:bookmarkStart w:id="0" w:name="_GoBack"/>
       <w:proofErr w:type="spellStart"/>
       <w:r>
         <w:rPr>
@@ -565,7 +566,23 @@
           <w:bCs/>
           <w:lang w:val="en-US"/>
         </w:rPr>
-        <w:t>Bilimlami</w:t>
+        <w:t>Bilimla</w:t>
+      </w:r>
+      <w:r>
+        <w:rPr>
+          <w:rFonts w:ascii="Times New Roman" w:hAnsi="Times New Roman" w:cs="Times New Roman"/>
+          <w:bCs/>
+          <w:lang w:val="en-US"/>
+        </w:rPr>
+        <w:t>rn</w:t>
+      </w:r>
+      <w:r>
+        <w:rPr>
+          <w:rFonts w:ascii="Times New Roman" w:hAnsi="Times New Roman" w:cs="Times New Roman"/>
+          <w:bCs/>
+          <w:lang w:val="en-US"/>
+        </w:rPr>
+        <w:t>i</w:t>
       </w:r>
       <w:proofErr w:type="spellEnd"/>
       <w:r>
@@ -1733,98 +1750,90 @@
           <w:rFonts w:ascii="Times New Roman" w:eastAsia="Times New Roman" w:hAnsi="Times New Roman" w:cs="Times New Roman"/>
           <w:lang w:val="en-US" w:eastAsia="ru-RU"/>
         </w:rPr>
-        <w:t>baholo</w:t>
-      </w:r>
-      <w:bookmarkStart w:id="0" w:name="_GoBack"/>
+        <w:t>baholovchi</w:t>
+      </w:r>
+      <w:proofErr w:type="spellEnd"/>
+      <w:r>
+        <w:rPr>
+          <w:rFonts w:ascii="Times New Roman" w:eastAsia="Times New Roman" w:hAnsi="Times New Roman" w:cs="Times New Roman"/>
+          <w:lang w:val="en-US" w:eastAsia="ru-RU"/>
+        </w:rPr>
+        <w:t xml:space="preserve"> </w:t>
+      </w:r>
+      <w:proofErr w:type="spellStart"/>
+      <w:r>
+        <w:rPr>
+          <w:rFonts w:ascii="Times New Roman" w:eastAsia="Times New Roman" w:hAnsi="Times New Roman" w:cs="Times New Roman"/>
+          <w:lang w:val="en-US" w:eastAsia="ru-RU"/>
+        </w:rPr>
+        <w:t>modelni</w:t>
+      </w:r>
+      <w:proofErr w:type="spellEnd"/>
+      <w:r>
+        <w:rPr>
+          <w:rFonts w:ascii="Times New Roman" w:eastAsia="Times New Roman" w:hAnsi="Times New Roman" w:cs="Times New Roman"/>
+          <w:lang w:val="en-US" w:eastAsia="ru-RU"/>
+        </w:rPr>
+        <w:t xml:space="preserve"> </w:t>
+      </w:r>
+      <w:proofErr w:type="spellStart"/>
+      <w:proofErr w:type="gramStart"/>
+      <w:r>
+        <w:rPr>
+          <w:rFonts w:ascii="Times New Roman" w:eastAsia="Times New Roman" w:hAnsi="Times New Roman" w:cs="Times New Roman"/>
+          <w:lang w:val="en-US" w:eastAsia="ru-RU"/>
+        </w:rPr>
+        <w:t>o‘</w:t>
+      </w:r>
+      <w:proofErr w:type="gramEnd"/>
+      <w:r>
+        <w:rPr>
+          <w:rFonts w:ascii="Times New Roman" w:eastAsia="Times New Roman" w:hAnsi="Times New Roman" w:cs="Times New Roman"/>
+          <w:lang w:val="en-US" w:eastAsia="ru-RU"/>
+        </w:rPr>
+        <w:t>qitish</w:t>
+      </w:r>
+      <w:proofErr w:type="spellEnd"/>
+      <w:r>
+        <w:rPr>
+          <w:rFonts w:ascii="Times New Roman" w:eastAsia="Times New Roman" w:hAnsi="Times New Roman" w:cs="Times New Roman"/>
+          <w:lang w:val="en-US" w:eastAsia="ru-RU"/>
+        </w:rPr>
+        <w:t xml:space="preserve"> </w:t>
+      </w:r>
+      <w:proofErr w:type="spellStart"/>
+      <w:r>
+        <w:rPr>
+          <w:rFonts w:ascii="Times New Roman" w:eastAsia="Times New Roman" w:hAnsi="Times New Roman" w:cs="Times New Roman"/>
+          <w:lang w:val="en-US" w:eastAsia="ru-RU"/>
+        </w:rPr>
+        <w:t>hamda</w:t>
+      </w:r>
+      <w:proofErr w:type="spellEnd"/>
+      <w:r>
+        <w:rPr>
+          <w:rFonts w:ascii="Times New Roman" w:eastAsia="Times New Roman" w:hAnsi="Times New Roman" w:cs="Times New Roman"/>
+          <w:lang w:val="en-US" w:eastAsia="ru-RU"/>
+        </w:rPr>
+        <w:t xml:space="preserve"> </w:t>
+      </w:r>
+      <w:proofErr w:type="spellStart"/>
+      <w:r>
+        <w:rPr>
+          <w:rFonts w:ascii="Times New Roman" w:eastAsia="Times New Roman" w:hAnsi="Times New Roman" w:cs="Times New Roman"/>
+          <w:lang w:val="en-US" w:eastAsia="ru-RU"/>
+        </w:rPr>
+        <w:t>ishlatish</w:t>
+      </w:r>
+      <w:proofErr w:type="spellEnd"/>
+      <w:r>
+        <w:rPr>
+          <w:rFonts w:ascii="Times New Roman" w:eastAsia="Times New Roman" w:hAnsi="Times New Roman" w:cs="Times New Roman"/>
+          <w:lang w:val="en-US" w:eastAsia="ru-RU"/>
+        </w:rPr>
+        <w:t>.</w:t>
+      </w:r>
       <w:bookmarkEnd w:id="0"/>
-      <w:r>
-        <w:rPr>
-          <w:rFonts w:ascii="Times New Roman" w:eastAsia="Times New Roman" w:hAnsi="Times New Roman" w:cs="Times New Roman"/>
-          <w:lang w:val="en-US" w:eastAsia="ru-RU"/>
-        </w:rPr>
-        <w:t>vchi</w:t>
-      </w:r>
-      <w:proofErr w:type="spellEnd"/>
-      <w:r>
-        <w:rPr>
-          <w:rFonts w:ascii="Times New Roman" w:eastAsia="Times New Roman" w:hAnsi="Times New Roman" w:cs="Times New Roman"/>
-          <w:lang w:val="en-US" w:eastAsia="ru-RU"/>
-        </w:rPr>
-        <w:t xml:space="preserve"> </w:t>
-      </w:r>
-      <w:proofErr w:type="spellStart"/>
-      <w:r>
-        <w:rPr>
-          <w:rFonts w:ascii="Times New Roman" w:eastAsia="Times New Roman" w:hAnsi="Times New Roman" w:cs="Times New Roman"/>
-          <w:lang w:val="en-US" w:eastAsia="ru-RU"/>
-        </w:rPr>
-        <w:t>modelni</w:t>
-      </w:r>
-      <w:proofErr w:type="spellEnd"/>
-      <w:r>
-        <w:rPr>
-          <w:rFonts w:ascii="Times New Roman" w:eastAsia="Times New Roman" w:hAnsi="Times New Roman" w:cs="Times New Roman"/>
-          <w:lang w:val="en-US" w:eastAsia="ru-RU"/>
-        </w:rPr>
-        <w:t xml:space="preserve"> </w:t>
-      </w:r>
-      <w:proofErr w:type="spellStart"/>
-      <w:proofErr w:type="gramStart"/>
-      <w:r>
-        <w:rPr>
-          <w:rFonts w:ascii="Times New Roman" w:eastAsia="Times New Roman" w:hAnsi="Times New Roman" w:cs="Times New Roman"/>
-          <w:lang w:val="en-US" w:eastAsia="ru-RU"/>
-        </w:rPr>
-        <w:t>o‘</w:t>
-      </w:r>
-      <w:proofErr w:type="gramEnd"/>
-      <w:r>
-        <w:rPr>
-          <w:rFonts w:ascii="Times New Roman" w:eastAsia="Times New Roman" w:hAnsi="Times New Roman" w:cs="Times New Roman"/>
-          <w:lang w:val="en-US" w:eastAsia="ru-RU"/>
-        </w:rPr>
-        <w:t>qitish</w:t>
-      </w:r>
-      <w:proofErr w:type="spellEnd"/>
-      <w:r>
-        <w:rPr>
-          <w:rFonts w:ascii="Times New Roman" w:eastAsia="Times New Roman" w:hAnsi="Times New Roman" w:cs="Times New Roman"/>
-          <w:lang w:val="en-US" w:eastAsia="ru-RU"/>
-        </w:rPr>
-        <w:t xml:space="preserve"> </w:t>
-      </w:r>
-      <w:proofErr w:type="spellStart"/>
-      <w:r>
-        <w:rPr>
-          <w:rFonts w:ascii="Times New Roman" w:eastAsia="Times New Roman" w:hAnsi="Times New Roman" w:cs="Times New Roman"/>
-          <w:lang w:val="en-US" w:eastAsia="ru-RU"/>
-        </w:rPr>
-        <w:t>hamda</w:t>
-      </w:r>
-      <w:proofErr w:type="spellEnd"/>
-      <w:r>
-        <w:rPr>
-          <w:rFonts w:ascii="Times New Roman" w:eastAsia="Times New Roman" w:hAnsi="Times New Roman" w:cs="Times New Roman"/>
-          <w:lang w:val="en-US" w:eastAsia="ru-RU"/>
-        </w:rPr>
-        <w:t xml:space="preserve"> </w:t>
-      </w:r>
-      <w:proofErr w:type="spellStart"/>
-      <w:r>
-        <w:rPr>
-          <w:rFonts w:ascii="Times New Roman" w:eastAsia="Times New Roman" w:hAnsi="Times New Roman" w:cs="Times New Roman"/>
-          <w:lang w:val="en-US" w:eastAsia="ru-RU"/>
-        </w:rPr>
-        <w:t>ishlatish</w:t>
-      </w:r>
-      <w:proofErr w:type="spellEnd"/>
-      <w:r>
-        <w:rPr>
-          <w:rFonts w:ascii="Times New Roman" w:eastAsia="Times New Roman" w:hAnsi="Times New Roman" w:cs="Times New Roman"/>
-          <w:lang w:val="en-US" w:eastAsia="ru-RU"/>
-        </w:rPr>
-        <w:t>.</w:t>
-      </w:r>
     </w:p>
     <w:sectPr>
       <w:pgSz w:w="11906" w:h="16838"/>
@@ -1959,6 +1968,7 @@
     <w:lsdException w:name="HTML Sample" w:semiHidden="1" w:unhideWhenUsed="1"/>
     <w:lsdException w:name="HTML Typewriter" w:semiHidden="1" w:unhideWhenUsed="1"/>
     <w:lsdException w:name="HTML Variable" w:semiHidden="1" w:unhideWhenUsed="1"/>
+    <w:lsdException w:name="Normal Table" w:semiHidden="1" w:unhideWhenUsed="1"/>
     <w:lsdException w:name="annotation subject" w:semiHidden="1" w:unhideWhenUsed="1"/>
     <w:lsdException w:name="No List" w:semiHidden="1" w:unhideWhenUsed="1"/>
     <w:lsdException w:name="Outline List 1" w:semiHidden="1" w:unhideWhenUsed="1"/>
@@ -2001,8 +2011,11 @@
     <w:lsdException w:name="Table Contemporary" w:semiHidden="1" w:unhideWhenUsed="1"/>
     <w:lsdException w:name="Table Elegant" w:semiHidden="1" w:unhideWhenUsed="1"/>
     <w:lsdException w:name="Table Professional" w:semiHidden="1" w:unhideWhenUsed="1"/>
+    <w:lsdException w:name="Table Subtle 1" w:semiHidden="1" w:unhideWhenUsed="1"/>
     <w:lsdException w:name="Table Subtle 2" w:semiHidden="1" w:unhideWhenUsed="1"/>
     <w:lsdException w:name="Table Web 1" w:semiHidden="1" w:unhideWhenUsed="1"/>
+    <w:lsdException w:name="Table Web 2" w:semiHidden="1" w:unhideWhenUsed="1"/>
+    <w:lsdException w:name="Table Web 3" w:semiHidden="1" w:unhideWhenUsed="1"/>
     <w:lsdException w:name="Balloon Text" w:semiHidden="1" w:unhideWhenUsed="1"/>
     <w:lsdException w:name="Table Grid" w:uiPriority="39"/>
     <w:lsdException w:name="Table Theme" w:semiHidden="1" w:unhideWhenUsed="1"/>
